--- a/data/employees/EMP010/AST-EMP010-03.docx
+++ b/data/employees/EMP010/AST-EMP010-03.docx
@@ -7,10 +7,7 @@
         <w:pStyle w:val="Heading1"/>
       </w:pPr>
       <w:r>
-        <w:rPr>
-          <w:sz w:val="36"/>
-        </w:rPr>
-        <w:t>Design specification - EMP010</w:t>
+        <w:t>Ast Emp010 03 - EMP010</w:t>
       </w:r>
     </w:p>
     <w:p>
@@ -18,130 +15,32 @@
         <w:pStyle w:val="Heading2"/>
       </w:pPr>
       <w:r>
-        <w:t>Document Metadata</w:t>
-      </w:r>
-    </w:p>
-    <w:tbl>
-      <w:tblPr>
-        <w:tblStyle w:val="TableGrid"/>
-        <w:tblW w:type="auto" w:w="0"/>
-        <w:tblLook w:firstColumn="1" w:firstRow="1" w:lastColumn="0" w:lastRow="0" w:noHBand="0" w:noVBand="1" w:val="04A0"/>
-      </w:tblPr>
-      <w:tblGrid>
-        <w:gridCol w:w="4320"/>
-        <w:gridCol w:w="4320"/>
-      </w:tblGrid>
-      <w:tr>
-        <w:tc>
-          <w:tcPr>
-            <w:tcW w:type="dxa" w:w="4320"/>
-          </w:tcPr>
-          <w:p>
-            <w:r>
-              <w:t>Author</w:t>
-            </w:r>
-          </w:p>
-        </w:tc>
-        <w:tc>
-          <w:tcPr>
-            <w:tcW w:type="dxa" w:w="4320"/>
-          </w:tcPr>
-          <w:p>
-            <w:r>
-              <w:t>Skyler Chen</w:t>
-            </w:r>
-          </w:p>
-        </w:tc>
-      </w:tr>
-      <w:tr>
-        <w:tc>
-          <w:tcPr>
-            <w:tcW w:type="dxa" w:w="4320"/>
-          </w:tcPr>
-          <w:p>
-            <w:r>
-              <w:t>Role / Department</w:t>
-            </w:r>
-          </w:p>
-        </w:tc>
-        <w:tc>
-          <w:tcPr>
-            <w:tcW w:type="dxa" w:w="4320"/>
-          </w:tcPr>
-          <w:p>
-            <w:r>
-              <w:t>Manager | HR</w:t>
-            </w:r>
-          </w:p>
-        </w:tc>
-      </w:tr>
-      <w:tr>
-        <w:tc>
-          <w:tcPr>
-            <w:tcW w:type="dxa" w:w="4320"/>
-          </w:tcPr>
-          <w:p>
-            <w:r>
-              <w:t>Location</w:t>
-            </w:r>
-          </w:p>
-        </w:tc>
-        <w:tc>
-          <w:tcPr>
-            <w:tcW w:type="dxa" w:w="4320"/>
-          </w:tcPr>
-          <w:p>
-            <w:r>
-              <w:t>Hsinchu</w:t>
-            </w:r>
-          </w:p>
-        </w:tc>
-      </w:tr>
-      <w:tr>
-        <w:tc>
-          <w:tcPr>
-            <w:tcW w:type="dxa" w:w="4320"/>
-          </w:tcPr>
-          <w:p>
-            <w:r>
-              <w:t>Last Modified</w:t>
-            </w:r>
-          </w:p>
-        </w:tc>
-        <w:tc>
-          <w:tcPr>
-            <w:tcW w:type="dxa" w:w="4320"/>
-          </w:tcPr>
-          <w:p>
-            <w:r>
-              <w:t>2025-01-14</w:t>
-            </w:r>
-          </w:p>
-        </w:tc>
-      </w:tr>
-    </w:tbl>
-    <w:p/>
-    <w:p>
-      <w:pPr>
-        <w:pStyle w:val="Heading2"/>
-      </w:pPr>
-      <w:r>
-        <w:t>Specification</w:t>
+        <w:t>Page 1</w:t>
       </w:r>
     </w:p>
     <w:p>
       <w:r>
-        <w:t>Design Specification: HRIS Onboarding Module</w:t>
+        <w:t>Section 1: Operational risk review. EMP010 contributes to ast emp010 03 through recurring collaboration, clear ownership boundaries, and measurable outcomes. The team captures decisions, open issues, and handoffs so that knowledge remains discoverable for future programs.</w:t>
       </w:r>
     </w:p>
     <w:p>
       <w:r>
-        <w:t>Version: 2.1</w:t>
+        <w:t>Section 2: Department KPI performance. EMP010 contributes to ast emp010 03 through recurring collaboration, clear ownership boundaries, and measurable outcomes. The team captures decisions, open issues, and handoffs so that knowledge remains discoverable for future programs.</w:t>
       </w:r>
     </w:p>
     <w:p>
       <w:r>
-        <w:t>This specification describes the digital onboarding workflow integration between the HRIS platform and Azure Active Directory. New hire provisioning is triggered upon signed offer acceptance. The SLA for account creation is 4 business hours.</w:t>
+        <w:t>Section 3: Quarterly delivery milestones. EMP010 contributes to ast emp010 03 through recurring collaboration, clear ownership boundaries, and measurable outcomes. The team captures decisions, open issues, and handoffs so that knowledge remains discoverable for future programs.</w:t>
+      </w:r>
+    </w:p>
+    <w:p>
+      <w:r>
+        <w:t>Section 4: Knowledge transfer and onboarding. EMP010 contributes to ast emp010 03 through recurring collaboration, clear ownership boundaries, and measurable outcomes. The team captures decisions, open issues, and handoffs so that knowledge remains discoverable for future programs.</w:t>
+      </w:r>
+    </w:p>
+    <w:p>
+      <w:r>
+        <w:br w:type="page"/>
       </w:r>
     </w:p>
     <w:p>
@@ -149,12 +48,60 @@
         <w:pStyle w:val="Heading2"/>
       </w:pPr>
       <w:r>
-        <w:t>Author Competencies</w:t>
+        <w:t>Page 2</w:t>
       </w:r>
     </w:p>
     <w:p>
       <w:r>
-        <w:t>MLOps, Fabric, TypeScript, Ontology</w:t>
+        <w:t>Section 1: Quarterly delivery milestones. EMP010 contributes to ast emp010 03 through recurring collaboration, clear ownership boundaries, and measurable outcomes. The team captures decisions, open issues, and handoffs so that knowledge remains discoverable for future programs.</w:t>
+      </w:r>
+    </w:p>
+    <w:p>
+      <w:r>
+        <w:t>Section 2: Customer escalation analysis. EMP010 contributes to ast emp010 03 through recurring collaboration, clear ownership boundaries, and measurable outcomes. The team captures decisions, open issues, and handoffs so that knowledge remains discoverable for future programs.</w:t>
+      </w:r>
+    </w:p>
+    <w:p>
+      <w:r>
+        <w:t>Section 3: Automation backlog refinement. EMP010 contributes to ast emp010 03 through recurring collaboration, clear ownership boundaries, and measurable outcomes. The team captures decisions, open issues, and handoffs so that knowledge remains discoverable for future programs.</w:t>
+      </w:r>
+    </w:p>
+    <w:p>
+      <w:r>
+        <w:t>Section 4: Quarterly delivery milestones. EMP010 contributes to ast emp010 03 through recurring collaboration, clear ownership boundaries, and measurable outcomes. The team captures decisions, open issues, and handoffs so that knowledge remains discoverable for future programs.</w:t>
+      </w:r>
+    </w:p>
+    <w:p>
+      <w:r>
+        <w:br w:type="page"/>
+      </w:r>
+    </w:p>
+    <w:p>
+      <w:pPr>
+        <w:pStyle w:val="Heading2"/>
+      </w:pPr>
+      <w:r>
+        <w:t>Page 3</w:t>
+      </w:r>
+    </w:p>
+    <w:p>
+      <w:r>
+        <w:t>Section 1: Operational risk review. EMP010 contributes to ast emp010 03 through recurring collaboration, clear ownership boundaries, and measurable outcomes. The team captures decisions, open issues, and handoffs so that knowledge remains discoverable for future programs.</w:t>
+      </w:r>
+    </w:p>
+    <w:p>
+      <w:r>
+        <w:t>Section 2: Knowledge transfer and onboarding. EMP010 contributes to ast emp010 03 through recurring collaboration, clear ownership boundaries, and measurable outcomes. The team captures decisions, open issues, and handoffs so that knowledge remains discoverable for future programs.</w:t>
+      </w:r>
+    </w:p>
+    <w:p>
+      <w:r>
+        <w:t>Section 3: Department KPI performance. EMP010 contributes to ast emp010 03 through recurring collaboration, clear ownership boundaries, and measurable outcomes. The team captures decisions, open issues, and handoffs so that knowledge remains discoverable for future programs.</w:t>
+      </w:r>
+    </w:p>
+    <w:p>
+      <w:r>
+        <w:t>Section 4: Fabric semantic model planning. EMP010 contributes to ast emp010 03 through recurring collaboration, clear ownership boundaries, and measurable outcomes. The team captures decisions, open issues, and handoffs so that knowledge remains discoverable for future programs.</w:t>
       </w:r>
     </w:p>
     <w:sectPr>
